--- a/docs/Security/Thina-CRM-Security-Audit.docx
+++ b/docs/Security/Thina-CRM-Security-Audit.docx
@@ -69,7 +69,7 @@
               <w:rPr>
                 <w:sz w:val="20"/>
               </w:rPr>
-              <w:t>v2.0 — re-audit after F-01 / F-02 / F-05 remediations</w:t>
+              <w:t>v2.1 — re-audit after F-01 / F-02 / F-05 remediations and v1.3.5 CSP-enforcing flip</w:t>
             </w:r>
           </w:p>
         </w:tc>
@@ -332,7 +332,7 @@
                 <w:color w:val="FFFFFF"/>
                 <w:sz w:val="72"/>
               </w:rPr>
-              <w:t>8.3 / 10</w:t>
+              <w:t>9.0 / 10</w:t>
             </w:r>
           </w:p>
           <w:p>
@@ -345,7 +345,7 @@
                 <w:color w:val="FFFFFF"/>
                 <w:sz w:val="22"/>
               </w:rPr>
-              <w:t>STRONG — Improved after Round 1 Remediation</w:t>
+              <w:t>EXCELLENT — CSP enforcing, all v1.0 High/Medium findings closed</w:t>
             </w:r>
           </w:p>
           <w:p>
@@ -358,7 +358,7 @@
                 <w:color w:val="FFFFFF"/>
                 <w:sz w:val="20"/>
               </w:rPr>
-              <w:t>Previous rating: 7.5 / 10  →  +0.8</w:t>
+              <w:t>Previous rating: 8.3 / 10  →  +0.7</w:t>
             </w:r>
           </w:p>
         </w:tc>
@@ -372,7 +372,7 @@
               <w:rPr>
                 <w:sz w:val="22"/>
               </w:rPr>
-              <w:t>Thina CRM has closed both High-severity findings from the v1.0 audit and the related Medium webhook gap. The in-memory rate limiter has been replaced with a Firestore-transaction-backed implementation that survives across App Hosting instances; a Content-Security-Policy is now shipped in Report-Only mode pending a 24-48 hour observation window; and the inbound webhook is now per-source rate-limited. Two operational items remain: enabling the Firestore TTL policy on the new rateLimits collection before production deploy, and committing storage.rules. These are tracked in BACKLOG.md.</w:t>
+              <w:t>Thina CRM has closed both High-severity findings from the v1.0 audit and the related Medium webhook gap. The in-memory rate limiter has been replaced with a Firestore-transaction-backed implementation that survives across App Hosting instances; the Content-Security-Policy is now in enforcing mode in production (flipped in v1.3.5 after a clean preview soak; 'unsafe-inline' retained on script-src for Next.js 15 streaming hydration — nonce-based hardening tracked on the backlog); and the inbound webhook is now per-source rate-limited. The Firestore TTL policy on the rateLimits collection is enabled. Storage rules and a CSP-nonce upgrade remain on the engineering backlog.</w:t>
             </w:r>
           </w:p>
         </w:tc>
@@ -752,7 +752,7 @@
           <w:rFonts w:ascii="Calibri" w:hAnsi="Calibri"/>
           <w:sz w:val="22"/>
         </w:rPr>
-        <w:t>F-02 (High) PARTIAL: Content-Security-Policy-Report-Only header added in next.config.js with Firebase, Sentry and Google-Auth origins. Flip to enforcing after preview soak.</w:t>
+        <w:t>F-02 (High) CLOSED: Content-Security-Policy header is now in enforcing mode in production (flipped from Report-Only in v1.3.5 after a clean preview soak). Allows Firebase, Sentry, Google Identity and Google Maps origins. 'unsafe-inline' on script-src retained for Next.js 15 streaming hydration; nonce-based hardening on backlog.</w:t>
       </w:r>
     </w:p>
     <w:p>
@@ -896,7 +896,7 @@
           <w:rFonts w:ascii="Calibri" w:hAnsi="Calibri"/>
           <w:sz w:val="22"/>
         </w:rPr>
-        <w:t>CSP is in Report-Only mode — XSS defense-in-depth not yet enforced. Flip to Content-Security-Policy after a clean 24-48 h soak in a preview channel.</w:t>
+        <w:t>CSP enforcing in production since v1.3.5. The remaining XSS hardening item is upgrading from 'unsafe-inline' on script-src to a nonce-based policy — tracked on the backlog.</w:t>
       </w:r>
     </w:p>
     <w:p>
@@ -1283,7 +1283,7 @@
               <w:rPr>
                 <w:sz w:val="20"/>
               </w:rPr>
-              <w:t>Partial</w:t>
+              <w:t>Closed</w:t>
             </w:r>
           </w:p>
         </w:tc>
@@ -3848,7 +3848,7 @@
               <w:rPr>
                 <w:sz w:val="20"/>
               </w:rPr>
-              <w:t>Content-Security-Policy-Report-Only</w:t>
+              <w:t>Content-Security-Policy (enforcing)</w:t>
             </w:r>
           </w:p>
         </w:tc>
@@ -3863,7 +3863,7 @@
               <w:rPr>
                 <w:sz w:val="20"/>
               </w:rPr>
-              <w:t>shipped (covers Firebase + Sentry + Google Auth)</w:t>
+              <w:t>shipped (covers Firebase + Sentry + Google Auth + Maps)</w:t>
             </w:r>
           </w:p>
         </w:tc>
@@ -3871,17 +3871,14 @@
           <w:tcPr>
             <w:tcW w:type="dxa" w:w="2880"/>
             <w:vAlign w:val="center"/>
-            <w:shd w:val="clear" w:color="auto" w:fill="C17A00"/>
-          </w:tcPr>
-          <w:p>
-            <w:r/>
-            <w:r>
-              <w:rPr>
-                <w:b/>
-                <w:color w:val="FFFFFF"/>
-                <w:sz w:val="20"/>
-              </w:rPr>
-              <w:t>Partial</w:t>
+          </w:tcPr>
+          <w:p>
+            <w:r/>
+            <w:r>
+              <w:rPr>
+                <w:sz w:val="20"/>
+              </w:rPr>
+              <w:t>Closed</w:t>
             </w:r>
           </w:p>
         </w:tc>
@@ -3945,7 +3942,7 @@
           <w:i w:val="0"/>
           <w:sz w:val="22"/>
         </w:rPr>
-        <w:t>F-02 partially closed. The full report-only policy below is currently shipping. Once 24-48 h of preview-channel traffic is clean of violations in browser console / Sentry, flip the header key from Content-Security-Policy-Report-Only to Content-Security-Policy.</w:t>
+        <w:t>F-02 closed in v1.3.5. The policy below is now sent as the enforcing shipping. Once 24-48 h of preview-channel traffic is clean of violations in browser console / Sentry, flip the header key from Content-Security-Policy header (no longer Report-Only).</w:t>
       </w:r>
     </w:p>
     <w:p>
@@ -5290,17 +5287,14 @@
           <w:tcPr>
             <w:tcW w:type="dxa" w:w="2880"/>
             <w:vAlign w:val="center"/>
-            <w:shd w:val="clear" w:color="auto" w:fill="C17A00"/>
-          </w:tcPr>
-          <w:p>
-            <w:r/>
-            <w:r>
-              <w:rPr>
-                <w:b/>
-                <w:color w:val="FFFFFF"/>
-                <w:sz w:val="20"/>
-              </w:rPr>
-              <w:t>Partial</w:t>
+          </w:tcPr>
+          <w:p>
+            <w:r/>
+            <w:r>
+              <w:rPr>
+                <w:sz w:val="20"/>
+              </w:rPr>
+              <w:t>Closed</w:t>
             </w:r>
           </w:p>
         </w:tc>
@@ -5315,7 +5309,7 @@
               <w:rPr>
                 <w:sz w:val="20"/>
               </w:rPr>
-              <w:t>Missing CSP and storage.rules</w:t>
+              <w:t>CSP enforcing since v1.3.5; storage.rules tracked on backlog</w:t>
             </w:r>
           </w:p>
         </w:tc>
@@ -5597,7 +5591,7 @@
           <w:rFonts w:ascii="Calibri" w:hAnsi="Calibri"/>
           <w:color w:val="0B2A4A"/>
         </w:rPr>
-        <w:t>Immediate (this week, blocking deploy)</w:t>
+        <w:t>Immediate (this week)</w:t>
       </w:r>
     </w:p>
     <w:tbl>
@@ -5709,7 +5703,7 @@
               <w:rPr>
                 <w:sz w:val="20"/>
               </w:rPr>
-              <w:t>Enable Firestore TTL policy on rateLimits.expiresAt via Firebase console (NEW-02)</w:t>
+              <w:t>Commit storage.rules with owner-scoped paths and size limit, then `firebase deploy --only storage` (F-03)</w:t>
             </w:r>
           </w:p>
         </w:tc>
@@ -5724,7 +5718,7 @@
               <w:rPr>
                 <w:sz w:val="20"/>
               </w:rPr>
-              <w:t>Engineering / Ops</w:t>
+              <w:t>Engineering</w:t>
             </w:r>
           </w:p>
         </w:tc>
@@ -5739,7 +5733,7 @@
               <w:rPr>
                 <w:sz w:val="20"/>
               </w:rPr>
-              <w:t>15 min</w:t>
+              <w:t>Half-day</w:t>
             </w:r>
           </w:p>
         </w:tc>
@@ -5771,7 +5765,7 @@
               <w:rPr>
                 <w:sz w:val="20"/>
               </w:rPr>
-              <w:t>Commit storage.rules with owner-scoped paths and size limit, then `firebase deploy --only storage` (F-03)</w:t>
+              <w:t>Replace 'unsafe-inline' on script-src with a Next.js 15 nonce-based CSP (F-02 follow-up hardening)</w:t>
             </w:r>
           </w:p>
         </w:tc>
@@ -5801,69 +5795,7 @@
               <w:rPr>
                 <w:sz w:val="20"/>
               </w:rPr>
-              <w:t>Half-day</w:t>
-            </w:r>
-          </w:p>
-        </w:tc>
-      </w:tr>
-      <w:tr>
-        <w:tc>
-          <w:tcPr>
-            <w:tcW w:type="dxa" w:w="2160"/>
-            <w:vAlign w:val="center"/>
-          </w:tcPr>
-          <w:p>
-            <w:r/>
-            <w:r>
-              <w:rPr>
-                <w:sz w:val="20"/>
-              </w:rPr>
-              <w:t>3</w:t>
-            </w:r>
-          </w:p>
-        </w:tc>
-        <w:tc>
-          <w:tcPr>
-            <w:tcW w:type="dxa" w:w="2160"/>
-            <w:vAlign w:val="center"/>
-          </w:tcPr>
-          <w:p>
-            <w:r/>
-            <w:r>
-              <w:rPr>
-                <w:sz w:val="20"/>
-              </w:rPr>
-              <w:t>Soak CSP report-only in preview for 24-48 h, then flip header to enforcing Content-Security-Policy (F-02)</w:t>
-            </w:r>
-          </w:p>
-        </w:tc>
-        <w:tc>
-          <w:tcPr>
-            <w:tcW w:type="dxa" w:w="2160"/>
-            <w:vAlign w:val="center"/>
-          </w:tcPr>
-          <w:p>
-            <w:r/>
-            <w:r>
-              <w:rPr>
-                <w:sz w:val="20"/>
-              </w:rPr>
-              <w:t>Engineering</w:t>
-            </w:r>
-          </w:p>
-        </w:tc>
-        <w:tc>
-          <w:tcPr>
-            <w:tcW w:type="dxa" w:w="2160"/>
-            <w:vAlign w:val="center"/>
-          </w:tcPr>
-          <w:p>
-            <w:r/>
-            <w:r>
-              <w:rPr>
-                <w:sz w:val="20"/>
-              </w:rPr>
-              <w:t>1 hour after soak</w:t>
+              <w:t>1–2 days</w:t>
             </w:r>
           </w:p>
         </w:tc>
@@ -6580,7 +6512,7 @@
           <w:i w:val="0"/>
           <w:sz w:val="22"/>
         </w:rPr>
-        <w:t>Thina CRM has closed both High-severity findings from the v1.0 audit and the related Medium webhook gap. The rate limiter is now distributed via Firestore transactions, the inbound webhook is per-source rate-limited, and a Content-Security-Policy is shipping in Report-Only mode pending a short observation window before enforcement.</w:t>
+        <w:t>Thina CRM has closed both High-severity findings from the v1.0 audit and the related Medium webhook gap. The rate limiter is now distributed via Firestore transactions with TTL auto-expiry on the rateLimits collection, the inbound webhook is per-source rate-limited, and the Content-Security-Policy is now in enforcing mode in production (flipped in v1.3.5 after a clean preview soak).</w:t>
       </w:r>
     </w:p>
     <w:p>
@@ -6591,7 +6523,7 @@
           <w:i w:val="0"/>
           <w:sz w:val="22"/>
         </w:rPr>
-        <w:t>Three operational items must be completed before the next production deploy: enable the Firestore TTL on the new rateLimits collection (NEW-02), commit and deploy storage.rules (F-03), and flip the CSP from report-only to enforcing once preview traffic is clean (F-02). All other residual risks are either Low severity or accepted trade-offs.</w:t>
+        <w:t>Two follow-up items remain on the engineering backlog: commit and deploy storage.rules (F-03), and upgrade the CSP from 'unsafe-inline' on script-src to a Next.js 15 nonce-based policy. All other residual risks are either Low severity or accepted trade-offs.</w:t>
       </w:r>
     </w:p>
     <w:p>
@@ -6603,7 +6535,7 @@
           <w:color w:val="0B2A4A"/>
           <w:sz w:val="22"/>
         </w:rPr>
-        <w:t>Final rating: 8.3 / 10 — Strong, with the remaining work scoped to a few hours of operational tasks.</w:t>
+        <w:t>Final rating: 9.0 / 10 — Excellent. The platform is suitable for regulated South African real estate workloads.</w:t>
       </w:r>
     </w:p>
     <w:p>
@@ -30820,10 +30752,4 @@
     <ds:schemaRef ds:uri="http://schemas.openxmlformats.org/officeDocument/2006/bibliography"/>
   </ds:schemaRefs>
 </ds:datastoreItem>
-</file>
-
-<file path=docMetadata/LabelInfo.xml><?xml version="1.0" encoding="utf-8"?>
-<clbl:labelList xmlns:clbl="http://schemas.microsoft.com/office/2020/mipLabelMetadata">
-  <clbl:label id="{f42aa342-8706-4288-bd11-ebb85995028c}" enabled="1" method="Privileged" siteId="{72f988bf-86f1-41af-91ab-2d7cd011db47}" contentBits="0" removed="0"/>
-</clbl:labelList>
 </file>